--- a/LINKS.docx
+++ b/LINKS.docx
@@ -103,8 +103,17 @@
         <w:rPr>
           <w:lang w:val="en-US"/>
         </w:rPr>
-        <w:t>Python: https://www.python.org/downloads/</w:t>
-      </w:r>
+        <w:t xml:space="preserve">Python: </w:t>
+      </w:r>
+      <w:hyperlink r:id="rId5" w:history="1">
+        <w:r>
+          <w:rPr>
+            <w:rStyle w:val="Hyperlink"/>
+            <w:lang w:val="en-US"/>
+          </w:rPr>
+          <w:t>https://www.python.org/downloads/</w:t>
+        </w:r>
+      </w:hyperlink>
     </w:p>
     <w:p>
       <w:pPr>
@@ -125,8 +134,17 @@
         <w:rPr>
           <w:lang w:val="en-US"/>
         </w:rPr>
-        <w:t>: https://fastapi.tiangolo.com/</w:t>
-      </w:r>
+        <w:t xml:space="preserve">: </w:t>
+      </w:r>
+      <w:hyperlink r:id="rId6" w:history="1">
+        <w:r>
+          <w:rPr>
+            <w:rStyle w:val="Hyperlink"/>
+            <w:lang w:val="en-US"/>
+          </w:rPr>
+          <w:t>https://fastapi.tiangolo.com/</w:t>
+        </w:r>
+      </w:hyperlink>
     </w:p>
     <w:p>
       <w:pPr>
@@ -147,8 +165,17 @@
         <w:rPr>
           <w:lang w:val="en-US"/>
         </w:rPr>
-        <w:t>: https://www.uvicorn.org/</w:t>
-      </w:r>
+        <w:t xml:space="preserve">: </w:t>
+      </w:r>
+      <w:hyperlink r:id="rId7" w:history="1">
+        <w:r>
+          <w:rPr>
+            <w:rStyle w:val="Hyperlink"/>
+            <w:lang w:val="en-US"/>
+          </w:rPr>
+          <w:t>https://www.uvicorn.org/</w:t>
+        </w:r>
+      </w:hyperlink>
     </w:p>
     <w:p>
       <w:pPr>
@@ -169,22 +196,40 @@
         <w:rPr>
           <w:lang w:val="en-US"/>
         </w:rPr>
-        <w:t>: https://docs.streamlit.io/</w:t>
-      </w:r>
-    </w:p>
-    <w:p>
-      <w:pPr>
-        <w:pStyle w:val="ListParagraph"/>
-        <w:rPr>
-          <w:lang w:val="en-US"/>
-        </w:rPr>
-      </w:pPr>
-      <w:r>
-        <w:rPr>
-          <w:lang w:val="en-US"/>
-        </w:rPr>
-        <w:t>OpenAI Whisper: https://github.com/openai/whisper</w:t>
-      </w:r>
+        <w:t xml:space="preserve">: </w:t>
+      </w:r>
+      <w:hyperlink r:id="rId8" w:history="1">
+        <w:r>
+          <w:rPr>
+            <w:rStyle w:val="Hyperlink"/>
+            <w:lang w:val="en-US"/>
+          </w:rPr>
+          <w:t>https://docs.streamlit.io/</w:t>
+        </w:r>
+      </w:hyperlink>
+    </w:p>
+    <w:p>
+      <w:pPr>
+        <w:pStyle w:val="ListParagraph"/>
+        <w:rPr>
+          <w:lang w:val="en-US"/>
+        </w:rPr>
+      </w:pPr>
+      <w:r>
+        <w:rPr>
+          <w:lang w:val="en-US"/>
+        </w:rPr>
+        <w:t xml:space="preserve">OpenAI Whisper: </w:t>
+      </w:r>
+      <w:hyperlink r:id="rId9" w:history="1">
+        <w:r>
+          <w:rPr>
+            <w:rStyle w:val="Hyperlink"/>
+            <w:lang w:val="en-US"/>
+          </w:rPr>
+          <w:t>https://github.com/openai/whisper</w:t>
+        </w:r>
+      </w:hyperlink>
     </w:p>
     <w:p>
       <w:pPr>
@@ -205,22 +250,40 @@
         <w:rPr>
           <w:lang w:val="en-US"/>
         </w:rPr>
-        <w:t>: https://librosa.org/doc/latest/index.html</w:t>
-      </w:r>
-    </w:p>
-    <w:p>
-      <w:pPr>
-        <w:pStyle w:val="ListParagraph"/>
-        <w:rPr>
-          <w:lang w:val="en-US"/>
-        </w:rPr>
-      </w:pPr>
-      <w:r>
-        <w:rPr>
-          <w:lang w:val="en-US"/>
-        </w:rPr>
-        <w:t>Sentence-Transformers: https://www.sbert.net/</w:t>
-      </w:r>
+        <w:t xml:space="preserve">: </w:t>
+      </w:r>
+      <w:hyperlink r:id="rId10" w:history="1">
+        <w:r>
+          <w:rPr>
+            <w:rStyle w:val="Hyperlink"/>
+            <w:lang w:val="en-US"/>
+          </w:rPr>
+          <w:t>https://librosa.org/doc/latest/index.html</w:t>
+        </w:r>
+      </w:hyperlink>
+    </w:p>
+    <w:p>
+      <w:pPr>
+        <w:pStyle w:val="ListParagraph"/>
+        <w:rPr>
+          <w:lang w:val="en-US"/>
+        </w:rPr>
+      </w:pPr>
+      <w:r>
+        <w:rPr>
+          <w:lang w:val="en-US"/>
+        </w:rPr>
+        <w:t xml:space="preserve">Sentence-Transformers: </w:t>
+      </w:r>
+      <w:hyperlink r:id="rId11" w:history="1">
+        <w:r>
+          <w:rPr>
+            <w:rStyle w:val="Hyperlink"/>
+            <w:lang w:val="en-US"/>
+          </w:rPr>
+          <w:t>https://www.sbert.net/</w:t>
+        </w:r>
+      </w:hyperlink>
     </w:p>
     <w:p>
       <w:pPr>
@@ -241,64 +304,109 @@
         <w:rPr>
           <w:lang w:val="en-US"/>
         </w:rPr>
-        <w:t>: https://pytorch.org/get-started/locally/</w:t>
-      </w:r>
-    </w:p>
-    <w:p>
-      <w:pPr>
-        <w:pStyle w:val="ListParagraph"/>
-        <w:rPr>
-          <w:lang w:val="en-US"/>
-        </w:rPr>
-      </w:pPr>
-      <w:r>
-        <w:rPr>
-          <w:lang w:val="en-US"/>
-        </w:rPr>
-        <w:t>Transformers: https://huggingface.co/docs/transformers/index</w:t>
-      </w:r>
-    </w:p>
-    <w:p>
-      <w:pPr>
-        <w:pStyle w:val="ListParagraph"/>
-        <w:rPr>
-          <w:lang w:val="en-US"/>
-        </w:rPr>
-      </w:pPr>
-      <w:r>
-        <w:rPr>
-          <w:lang w:val="en-US"/>
-        </w:rPr>
-        <w:t>NumPy: https://numpy.org/doc/</w:t>
-      </w:r>
-    </w:p>
-    <w:p>
-      <w:pPr>
-        <w:pStyle w:val="ListParagraph"/>
-        <w:rPr>
-          <w:lang w:val="en-US"/>
-        </w:rPr>
-      </w:pPr>
-      <w:r>
-        <w:rPr>
-          <w:lang w:val="en-US"/>
-        </w:rPr>
-        <w:t>Pandas: https://pandas.pydata.org/docs/</w:t>
-      </w:r>
-    </w:p>
-    <w:p>
-      <w:pPr>
-        <w:pStyle w:val="ListParagraph"/>
-        <w:rPr>
-          <w:lang w:val="en-US"/>
-        </w:rPr>
-      </w:pPr>
-      <w:r>
-        <w:rPr>
-          <w:lang w:val="en-US"/>
-        </w:rPr>
-        <w:t>SciPy: https://docs.scipy.org/doc/scipy/</w:t>
-      </w:r>
+        <w:t xml:space="preserve">: </w:t>
+      </w:r>
+      <w:hyperlink r:id="rId12" w:history="1">
+        <w:r>
+          <w:rPr>
+            <w:rStyle w:val="Hyperlink"/>
+            <w:lang w:val="en-US"/>
+          </w:rPr>
+          <w:t>https://pytorch.org/get-started/locally/</w:t>
+        </w:r>
+      </w:hyperlink>
+    </w:p>
+    <w:p>
+      <w:pPr>
+        <w:pStyle w:val="ListParagraph"/>
+        <w:rPr>
+          <w:lang w:val="en-US"/>
+        </w:rPr>
+      </w:pPr>
+      <w:r>
+        <w:rPr>
+          <w:lang w:val="en-US"/>
+        </w:rPr>
+        <w:t xml:space="preserve">Transformers: </w:t>
+      </w:r>
+      <w:hyperlink r:id="rId13" w:history="1">
+        <w:r>
+          <w:rPr>
+            <w:rStyle w:val="Hyperlink"/>
+            <w:lang w:val="en-US"/>
+          </w:rPr>
+          <w:t>https://huggingface.co/docs/transformers/index</w:t>
+        </w:r>
+      </w:hyperlink>
+    </w:p>
+    <w:p>
+      <w:pPr>
+        <w:pStyle w:val="ListParagraph"/>
+        <w:rPr>
+          <w:lang w:val="en-US"/>
+        </w:rPr>
+      </w:pPr>
+      <w:r>
+        <w:rPr>
+          <w:lang w:val="en-US"/>
+        </w:rPr>
+        <w:t xml:space="preserve">NumPy: </w:t>
+      </w:r>
+      <w:hyperlink r:id="rId14" w:history="1">
+        <w:r>
+          <w:rPr>
+            <w:rStyle w:val="Hyperlink"/>
+            <w:lang w:val="en-US"/>
+          </w:rPr>
+          <w:t>https://numpy.org/doc/</w:t>
+        </w:r>
+      </w:hyperlink>
+    </w:p>
+    <w:p>
+      <w:pPr>
+        <w:pStyle w:val="ListParagraph"/>
+        <w:rPr>
+          <w:lang w:val="en-US"/>
+        </w:rPr>
+      </w:pPr>
+      <w:r>
+        <w:rPr>
+          <w:lang w:val="en-US"/>
+        </w:rPr>
+        <w:t xml:space="preserve">Pandas: </w:t>
+      </w:r>
+      <w:hyperlink r:id="rId15" w:history="1">
+        <w:r>
+          <w:rPr>
+            <w:rStyle w:val="Hyperlink"/>
+            <w:lang w:val="en-US"/>
+          </w:rPr>
+          <w:t>https://pandas.pydata.org/docs/</w:t>
+        </w:r>
+      </w:hyperlink>
+    </w:p>
+    <w:p>
+      <w:pPr>
+        <w:pStyle w:val="ListParagraph"/>
+        <w:rPr>
+          <w:lang w:val="en-US"/>
+        </w:rPr>
+      </w:pPr>
+      <w:r>
+        <w:rPr>
+          <w:lang w:val="en-US"/>
+        </w:rPr>
+        <w:t xml:space="preserve">SciPy: </w:t>
+      </w:r>
+      <w:hyperlink r:id="rId16" w:history="1">
+        <w:r>
+          <w:rPr>
+            <w:rStyle w:val="Hyperlink"/>
+            <w:lang w:val="en-US"/>
+          </w:rPr>
+          <w:t>https://docs.scipy.org/doc/scipy/</w:t>
+        </w:r>
+      </w:hyperlink>
     </w:p>
     <w:p>
       <w:pPr>
@@ -319,8 +427,17 @@
         <w:rPr>
           <w:lang w:val="en-US"/>
         </w:rPr>
-        <w:t>: https://python-soundfile.readthedocs.io/</w:t>
-      </w:r>
+        <w:t xml:space="preserve">: </w:t>
+      </w:r>
+      <w:hyperlink r:id="rId17" w:history="1">
+        <w:r>
+          <w:rPr>
+            <w:rStyle w:val="Hyperlink"/>
+            <w:lang w:val="en-US"/>
+          </w:rPr>
+          <w:t>https://python-soundfile.readthedocs.io/</w:t>
+        </w:r>
+      </w:hyperlink>
     </w:p>
     <w:p>
       <w:pPr>
@@ -341,22 +458,40 @@
         <w:rPr>
           <w:lang w:val="en-US"/>
         </w:rPr>
-        <w:t>: https://github.com/jiaaro/pydub</w:t>
-      </w:r>
-    </w:p>
-    <w:p>
-      <w:pPr>
-        <w:pStyle w:val="ListParagraph"/>
-        <w:rPr>
-          <w:lang w:val="en-US"/>
-        </w:rPr>
-      </w:pPr>
-      <w:r>
-        <w:rPr>
-          <w:lang w:val="en-US"/>
-        </w:rPr>
-        <w:t>Scikit-learn: https://scikit-learn.org/stable/</w:t>
-      </w:r>
+        <w:t xml:space="preserve">: </w:t>
+      </w:r>
+      <w:hyperlink r:id="rId18" w:history="1">
+        <w:r>
+          <w:rPr>
+            <w:rStyle w:val="Hyperlink"/>
+            <w:lang w:val="en-US"/>
+          </w:rPr>
+          <w:t>https://github.com/jiaaro/pydub</w:t>
+        </w:r>
+      </w:hyperlink>
+    </w:p>
+    <w:p>
+      <w:pPr>
+        <w:pStyle w:val="ListParagraph"/>
+        <w:rPr>
+          <w:lang w:val="en-US"/>
+        </w:rPr>
+      </w:pPr>
+      <w:r>
+        <w:rPr>
+          <w:lang w:val="en-US"/>
+        </w:rPr>
+        <w:t xml:space="preserve">Scikit-learn: </w:t>
+      </w:r>
+      <w:hyperlink r:id="rId19" w:history="1">
+        <w:r>
+          <w:rPr>
+            <w:rStyle w:val="Hyperlink"/>
+            <w:lang w:val="en-US"/>
+          </w:rPr>
+          <w:t>https://scikit-learn.org/stable/</w:t>
+        </w:r>
+      </w:hyperlink>
     </w:p>
     <w:p>
       <w:pPr>
@@ -377,22 +512,40 @@
         <w:rPr>
           <w:lang w:val="en-US"/>
         </w:rPr>
-        <w:t>: https://joblib.readthedocs.io/</w:t>
-      </w:r>
-    </w:p>
-    <w:p>
-      <w:pPr>
-        <w:pStyle w:val="ListParagraph"/>
-        <w:rPr>
-          <w:lang w:val="en-US"/>
-        </w:rPr>
-      </w:pPr>
-      <w:r>
-        <w:rPr>
-          <w:lang w:val="en-US"/>
-        </w:rPr>
-        <w:t>Matplotlib: https://matplotlib.org/stable/</w:t>
-      </w:r>
+        <w:t xml:space="preserve">: </w:t>
+      </w:r>
+      <w:hyperlink r:id="rId20" w:history="1">
+        <w:r>
+          <w:rPr>
+            <w:rStyle w:val="Hyperlink"/>
+            <w:lang w:val="en-US"/>
+          </w:rPr>
+          <w:t>https://joblib.readthedocs.io/</w:t>
+        </w:r>
+      </w:hyperlink>
+    </w:p>
+    <w:p>
+      <w:pPr>
+        <w:pStyle w:val="ListParagraph"/>
+        <w:rPr>
+          <w:lang w:val="en-US"/>
+        </w:rPr>
+      </w:pPr>
+      <w:r>
+        <w:rPr>
+          <w:lang w:val="en-US"/>
+        </w:rPr>
+        <w:t xml:space="preserve">Matplotlib: </w:t>
+      </w:r>
+      <w:hyperlink r:id="rId21" w:history="1">
+        <w:r>
+          <w:rPr>
+            <w:rStyle w:val="Hyperlink"/>
+            <w:lang w:val="en-US"/>
+          </w:rPr>
+          <w:t>https://matplotlib.org/stable/</w:t>
+        </w:r>
+      </w:hyperlink>
     </w:p>
     <w:p>
       <w:pPr>
@@ -413,8 +566,17 @@
         <w:rPr>
           <w:lang w:val="en-US"/>
         </w:rPr>
-        <w:t>: https://plotly.com/python/</w:t>
-      </w:r>
+        <w:t xml:space="preserve">: </w:t>
+      </w:r>
+      <w:hyperlink r:id="rId22" w:history="1">
+        <w:r>
+          <w:rPr>
+            <w:rStyle w:val="Hyperlink"/>
+            <w:lang w:val="en-US"/>
+          </w:rPr>
+          <w:t>https://plotly.com/python/</w:t>
+        </w:r>
+      </w:hyperlink>
     </w:p>
     <w:p>
       <w:pPr>
@@ -435,36 +597,63 @@
         <w:rPr>
           <w:lang w:val="en-US"/>
         </w:rPr>
-        <w:t>: https://openpyxl.readthedocs.io/</w:t>
-      </w:r>
-    </w:p>
-    <w:p>
-      <w:pPr>
-        <w:pStyle w:val="ListParagraph"/>
-        <w:rPr>
-          <w:lang w:val="en-US"/>
-        </w:rPr>
-      </w:pPr>
-      <w:r>
-        <w:rPr>
-          <w:lang w:val="en-US"/>
-        </w:rPr>
-        <w:t>Jinja2: https://jinja.palletsprojects.com/</w:t>
-      </w:r>
-    </w:p>
-    <w:p>
-      <w:pPr>
-        <w:pStyle w:val="ListParagraph"/>
-        <w:rPr>
-          <w:lang w:val="en-US"/>
-        </w:rPr>
-      </w:pPr>
-      <w:r>
-        <w:rPr>
-          <w:lang w:val="en-US"/>
-        </w:rPr>
-        <w:t>Requests: https://requests.readthedocs.io/</w:t>
-      </w:r>
+        <w:t xml:space="preserve">: </w:t>
+      </w:r>
+      <w:hyperlink r:id="rId23" w:history="1">
+        <w:r>
+          <w:rPr>
+            <w:rStyle w:val="Hyperlink"/>
+            <w:lang w:val="en-US"/>
+          </w:rPr>
+          <w:t>https://openpyxl.readthedocs.io/</w:t>
+        </w:r>
+      </w:hyperlink>
+    </w:p>
+    <w:p>
+      <w:pPr>
+        <w:pStyle w:val="ListParagraph"/>
+        <w:rPr>
+          <w:lang w:val="en-US"/>
+        </w:rPr>
+      </w:pPr>
+      <w:r>
+        <w:rPr>
+          <w:lang w:val="en-US"/>
+        </w:rPr>
+        <w:t xml:space="preserve">Jinja2: </w:t>
+      </w:r>
+      <w:hyperlink r:id="rId24" w:history="1">
+        <w:r>
+          <w:rPr>
+            <w:rStyle w:val="Hyperlink"/>
+            <w:lang w:val="en-US"/>
+          </w:rPr>
+          <w:t>https://jinja.palletsprojects.com/</w:t>
+        </w:r>
+      </w:hyperlink>
+    </w:p>
+    <w:p>
+      <w:pPr>
+        <w:pStyle w:val="ListParagraph"/>
+        <w:rPr>
+          <w:lang w:val="en-US"/>
+        </w:rPr>
+      </w:pPr>
+      <w:r>
+        <w:rPr>
+          <w:lang w:val="en-US"/>
+        </w:rPr>
+        <w:t xml:space="preserve">Requests: </w:t>
+      </w:r>
+      <w:hyperlink r:id="rId25" w:history="1">
+        <w:r>
+          <w:rPr>
+            <w:rStyle w:val="Hyperlink"/>
+            <w:lang w:val="en-US"/>
+          </w:rPr>
+          <w:t>https://requests.readthedocs.io/</w:t>
+        </w:r>
+      </w:hyperlink>
     </w:p>
     <w:p>
       <w:pPr>
@@ -491,8 +680,17 @@
         <w:rPr>
           <w:lang w:val="en-US"/>
         </w:rPr>
-        <w:t>: https://pypi.org/project/python-dotenv/</w:t>
-      </w:r>
+        <w:t xml:space="preserve">: </w:t>
+      </w:r>
+      <w:hyperlink r:id="rId26" w:history="1">
+        <w:r>
+          <w:rPr>
+            <w:rStyle w:val="Hyperlink"/>
+            <w:lang w:val="en-US"/>
+          </w:rPr>
+          <w:t>https://pypi.org/project/python-dotenv/</w:t>
+        </w:r>
+      </w:hyperlink>
     </w:p>
     <w:p>
       <w:pPr>
@@ -513,50 +711,120 @@
         <w:rPr>
           <w:lang w:val="en-US"/>
         </w:rPr>
-        <w:t>: https://www.reportlab.com/docs/reportlab-userguide.pdf</w:t>
-      </w:r>
-    </w:p>
-    <w:p>
-      <w:pPr>
-        <w:pStyle w:val="ListParagraph"/>
-        <w:rPr>
-          <w:lang w:val="en-US"/>
-        </w:rPr>
-      </w:pPr>
-      <w:r>
-        <w:rPr>
-          <w:lang w:val="en-US"/>
-        </w:rPr>
-        <w:t>Visual Studio Code: https://code.visualstudio.com/</w:t>
-      </w:r>
-    </w:p>
-    <w:p>
-      <w:pPr>
-        <w:pStyle w:val="ListParagraph"/>
-        <w:rPr>
-          <w:lang w:val="en-US"/>
-        </w:rPr>
-      </w:pPr>
-      <w:r>
-        <w:rPr>
-          <w:lang w:val="en-US"/>
-        </w:rPr>
-        <w:t>Git: https://git-scm.com/downloads</w:t>
-      </w:r>
-    </w:p>
-    <w:p>
-      <w:pPr>
-        <w:pStyle w:val="ListParagraph"/>
-        <w:rPr>
-          <w:lang w:val="en-US"/>
-        </w:rPr>
-      </w:pPr>
-      <w:r>
-        <w:rPr>
-          <w:lang w:val="en-US"/>
-        </w:rPr>
-        <w:t>GitHub: https://github.com/</w:t>
-      </w:r>
+        <w:t xml:space="preserve">: </w:t>
+      </w:r>
+      <w:hyperlink r:id="rId27" w:history="1">
+        <w:r>
+          <w:rPr>
+            <w:rStyle w:val="Hyperlink"/>
+            <w:lang w:val="en-US"/>
+          </w:rPr>
+          <w:t>https://www.reportlab.com/docs/reportlab-userguide.pdf</w:t>
+        </w:r>
+      </w:hyperlink>
+    </w:p>
+    <w:p>
+      <w:pPr>
+        <w:pStyle w:val="ListParagraph"/>
+        <w:rPr>
+          <w:lang w:val="en-US"/>
+        </w:rPr>
+      </w:pPr>
+      <w:r>
+        <w:rPr>
+          <w:lang w:val="en-US"/>
+        </w:rPr>
+        <w:t xml:space="preserve">Visual Studio Code: </w:t>
+      </w:r>
+      <w:hyperlink r:id="rId28" w:history="1">
+        <w:r>
+          <w:rPr>
+            <w:rStyle w:val="Hyperlink"/>
+            <w:lang w:val="en-US"/>
+          </w:rPr>
+          <w:t>https://code.visualstudio.com/</w:t>
+        </w:r>
+      </w:hyperlink>
+    </w:p>
+    <w:p>
+      <w:pPr>
+        <w:pStyle w:val="ListParagraph"/>
+        <w:rPr>
+          <w:lang w:val="en-US"/>
+        </w:rPr>
+      </w:pPr>
+      <w:r>
+        <w:rPr>
+          <w:lang w:val="en-US"/>
+        </w:rPr>
+        <w:t xml:space="preserve">Git: </w:t>
+      </w:r>
+      <w:hyperlink r:id="rId29" w:history="1">
+        <w:r>
+          <w:rPr>
+            <w:rStyle w:val="Hyperlink"/>
+            <w:lang w:val="en-US"/>
+          </w:rPr>
+          <w:t>https://git-scm.com/downloads</w:t>
+        </w:r>
+      </w:hyperlink>
+    </w:p>
+    <w:p>
+      <w:pPr>
+        <w:pStyle w:val="ListParagraph"/>
+        <w:rPr>
+          <w:lang w:val="en-US"/>
+        </w:rPr>
+      </w:pPr>
+      <w:r>
+        <w:rPr>
+          <w:lang w:val="en-US"/>
+        </w:rPr>
+        <w:t xml:space="preserve">GitHub: </w:t>
+      </w:r>
+      <w:hyperlink r:id="rId30" w:history="1">
+        <w:r>
+          <w:rPr>
+            <w:rStyle w:val="Hyperlink"/>
+            <w:lang w:val="en-US"/>
+          </w:rPr>
+          <w:t>https://github.com/</w:t>
+        </w:r>
+      </w:hyperlink>
+    </w:p>
+    <w:p>
+      <w:pPr>
+        <w:pStyle w:val="ListParagraph"/>
+        <w:rPr>
+          <w:lang w:val="en-US"/>
+        </w:rPr>
+      </w:pPr>
+      <w:r>
+        <w:rPr>
+          <w:lang w:val="en-US"/>
+        </w:rPr>
+        <w:t>GitHub collab:</w:t>
+      </w:r>
+      <w:r>
+        <w:t xml:space="preserve"> </w:t>
+      </w:r>
+      <w:hyperlink r:id="rId31" w:history="1">
+        <w:r>
+          <w:rPr>
+            <w:rStyle w:val="Hyperlink"/>
+            <w:lang w:val="en-US"/>
+          </w:rPr>
+          <w:t>https://github.com/NandiniNallamekala/Voice-Based-Concept-Understanding-Analyser.git</w:t>
+        </w:r>
+      </w:hyperlink>
+    </w:p>
+    <w:p>
+      <w:pPr>
+        <w:pStyle w:val="ListParagraph"/>
+        <w:rPr>
+          <w:lang w:val="en-US"/>
+        </w:rPr>
+      </w:pPr>
     </w:p>
     <w:sectPr>
       <w:pgSz w:w="11906" w:h="16838"/>
@@ -1265,6 +1533,7 @@
   <w:style w:type="character" w:default="1" w:styleId="DefaultParagraphFont">
     <w:name w:val="Default Paragraph Font"/>
     <w:uiPriority w:val="1"/>
+    <w:semiHidden/>
     <w:unhideWhenUsed/>
   </w:style>
   <w:style w:type="table" w:default="1" w:styleId="TableNormal">
